--- a/ASPD/Avdhut Madhavi C60 TU3S2627005 Exp8.docx
+++ b/ASPD/Avdhut Madhavi C60 TU3S2627005 Exp8.docx
@@ -367,7 +367,6 @@
           <w:szCs w:val="24"/>
         </w:rPr>
       </w:pPr>
-      <w:proofErr w:type="gramStart"/>
       <w:r>
         <w:rPr>
           <w:rFonts w:ascii="Times New Roman" w:eastAsia="Times New Roman" w:hAnsi="Times New Roman" w:cs="Times New Roman"/>
@@ -379,7 +378,6 @@
         </w:rPr>
         <w:t>Observation :</w:t>
       </w:r>
-      <w:proofErr w:type="gramEnd"/>
       <w:r>
         <w:rPr>
           <w:rFonts w:ascii="Times New Roman" w:eastAsia="Times New Roman" w:hAnsi="Times New Roman" w:cs="Times New Roman"/>
@@ -1452,33 +1450,13 @@
           <w:sz w:val="24"/>
         </w:rPr>
       </w:pPr>
-      <w:proofErr w:type="spellStart"/>
-      <w:proofErr w:type="gramStart"/>
       <w:r>
         <w:rPr>
           <w:rStyle w:val="HTMLCode"/>
           <w:rFonts w:ascii="Times New Roman" w:hAnsi="Times New Roman" w:cs="Times New Roman"/>
           <w:sz w:val="24"/>
         </w:rPr>
-        <w:t>dbinom</w:t>
-      </w:r>
-      <w:proofErr w:type="spellEnd"/>
-      <w:r>
-        <w:rPr>
-          <w:rStyle w:val="HTMLCode"/>
-          <w:rFonts w:ascii="Times New Roman" w:hAnsi="Times New Roman" w:cs="Times New Roman"/>
-          <w:sz w:val="24"/>
-        </w:rPr>
-        <w:t>(</w:t>
-      </w:r>
-      <w:proofErr w:type="gramEnd"/>
-      <w:r>
-        <w:rPr>
-          <w:rStyle w:val="HTMLCode"/>
-          <w:rFonts w:ascii="Times New Roman" w:hAnsi="Times New Roman" w:cs="Times New Roman"/>
-          <w:sz w:val="24"/>
-        </w:rPr>
-        <w:t>6, size = 10, prob = 0.5)</w:t>
+        <w:t>dbinom(6, size = 10, prob = 0.5)</w:t>
       </w:r>
     </w:p>
     <w:p>
@@ -1516,30 +1494,12 @@
           <w:rFonts w:ascii="Times New Roman" w:hAnsi="Times New Roman" w:cs="Times New Roman"/>
         </w:rPr>
       </w:pPr>
-      <w:proofErr w:type="spellStart"/>
-      <w:proofErr w:type="gramStart"/>
       <w:r>
         <w:rPr>
           <w:rStyle w:val="HTMLCode"/>
           <w:rFonts w:ascii="Times New Roman" w:hAnsi="Times New Roman" w:cs="Times New Roman"/>
         </w:rPr>
-        <w:t>pbinom</w:t>
-      </w:r>
-      <w:proofErr w:type="spellEnd"/>
-      <w:r>
-        <w:rPr>
-          <w:rStyle w:val="HTMLCode"/>
-          <w:rFonts w:ascii="Times New Roman" w:hAnsi="Times New Roman" w:cs="Times New Roman"/>
-        </w:rPr>
-        <w:t>(</w:t>
-      </w:r>
-      <w:proofErr w:type="gramEnd"/>
-      <w:r>
-        <w:rPr>
-          <w:rStyle w:val="HTMLCode"/>
-          <w:rFonts w:ascii="Times New Roman" w:hAnsi="Times New Roman" w:cs="Times New Roman"/>
-        </w:rPr>
-        <w:t>6, size = 10, prob = 0.5)</w:t>
+        <w:t>pbinom(6, size = 10, prob = 0.5)</w:t>
       </w:r>
     </w:p>
     <w:p>
@@ -1602,98 +1562,58 @@
           <w:sz w:val="24"/>
         </w:rPr>
       </w:pPr>
-      <w:proofErr w:type="spellStart"/>
-      <w:proofErr w:type="gramStart"/>
       <w:r>
         <w:rPr>
           <w:rStyle w:val="HTMLCode"/>
           <w:rFonts w:ascii="Times New Roman" w:hAnsi="Times New Roman" w:cs="Times New Roman"/>
           <w:sz w:val="24"/>
         </w:rPr>
-        <w:t>dpois</w:t>
+        <w:t>dpois(6, lambda = 4)</w:t>
       </w:r>
-      <w:proofErr w:type="spellEnd"/>
+    </w:p>
+    <w:p>
+      <w:pPr>
+        <w:pStyle w:val="NormalWeb"/>
+        <w:spacing w:before="0" w:beforeAutospacing="0" w:after="0" w:afterAutospacing="0" w:line="360" w:lineRule="auto"/>
+      </w:pPr>
+      <w:r>
+        <w:t>Result: 0.1041956</w:t>
+      </w:r>
+    </w:p>
+    <w:p>
+      <w:pPr>
+        <w:pStyle w:val="NormalWeb"/>
+        <w:spacing w:before="0" w:beforeAutospacing="0" w:after="0" w:afterAutospacing="0" w:line="360" w:lineRule="auto"/>
+      </w:pPr>
+      <w:r>
+        <w:t>4. Calculate P(X ≤ 6).</w:t>
+      </w:r>
+    </w:p>
+    <w:p>
+      <w:pPr>
+        <w:pStyle w:val="NormalWeb"/>
+        <w:spacing w:before="0" w:beforeAutospacing="0" w:after="0" w:afterAutospacing="0" w:line="360" w:lineRule="auto"/>
+      </w:pPr>
+      <w:r>
+        <w:t>R Program:</w:t>
+      </w:r>
+    </w:p>
+    <w:p>
+      <w:pPr>
+        <w:pStyle w:val="HTMLPreformatted"/>
+        <w:spacing w:line="360" w:lineRule="auto"/>
+        <w:rPr>
+          <w:rFonts w:ascii="Times New Roman" w:hAnsi="Times New Roman" w:cs="Times New Roman"/>
+          <w:sz w:val="24"/>
+        </w:rPr>
+      </w:pPr>
       <w:r>
         <w:rPr>
           <w:rStyle w:val="HTMLCode"/>
           <w:rFonts w:ascii="Times New Roman" w:hAnsi="Times New Roman" w:cs="Times New Roman"/>
           <w:sz w:val="24"/>
         </w:rPr>
-        <w:t>(</w:t>
-      </w:r>
-      <w:proofErr w:type="gramEnd"/>
-      <w:r>
-        <w:rPr>
-          <w:rStyle w:val="HTMLCode"/>
-          <w:rFonts w:ascii="Times New Roman" w:hAnsi="Times New Roman" w:cs="Times New Roman"/>
-          <w:sz w:val="24"/>
-        </w:rPr>
-        <w:t>6, lambda = 4)</w:t>
-      </w:r>
-    </w:p>
-    <w:p>
-      <w:pPr>
-        <w:pStyle w:val="NormalWeb"/>
-        <w:spacing w:before="0" w:beforeAutospacing="0" w:after="0" w:afterAutospacing="0" w:line="360" w:lineRule="auto"/>
-      </w:pPr>
-      <w:r>
-        <w:t>Result: 0.1041956</w:t>
-      </w:r>
-    </w:p>
-    <w:p>
-      <w:pPr>
-        <w:pStyle w:val="NormalWeb"/>
-        <w:spacing w:before="0" w:beforeAutospacing="0" w:after="0" w:afterAutospacing="0" w:line="360" w:lineRule="auto"/>
-      </w:pPr>
-      <w:r>
-        <w:t>4. Calculate P(X ≤ 6).</w:t>
-      </w:r>
-    </w:p>
-    <w:p>
-      <w:pPr>
-        <w:pStyle w:val="NormalWeb"/>
-        <w:spacing w:before="0" w:beforeAutospacing="0" w:after="0" w:afterAutospacing="0" w:line="360" w:lineRule="auto"/>
-      </w:pPr>
-      <w:r>
-        <w:t>R Program:</w:t>
-      </w:r>
-    </w:p>
-    <w:p>
-      <w:pPr>
-        <w:pStyle w:val="HTMLPreformatted"/>
-        <w:spacing w:line="360" w:lineRule="auto"/>
-        <w:rPr>
-          <w:rFonts w:ascii="Times New Roman" w:hAnsi="Times New Roman" w:cs="Times New Roman"/>
-          <w:sz w:val="24"/>
-        </w:rPr>
-      </w:pPr>
-      <w:proofErr w:type="spellStart"/>
-      <w:proofErr w:type="gramStart"/>
-      <w:r>
-        <w:rPr>
-          <w:rStyle w:val="HTMLCode"/>
-          <w:rFonts w:ascii="Times New Roman" w:hAnsi="Times New Roman" w:cs="Times New Roman"/>
-          <w:sz w:val="24"/>
-        </w:rPr>
-        <w:t>ppois</w:t>
-      </w:r>
-      <w:proofErr w:type="spellEnd"/>
-      <w:r>
-        <w:rPr>
-          <w:rStyle w:val="HTMLCode"/>
-          <w:rFonts w:ascii="Times New Roman" w:hAnsi="Times New Roman" w:cs="Times New Roman"/>
-          <w:sz w:val="24"/>
-        </w:rPr>
-        <w:t>(</w:t>
-      </w:r>
-      <w:proofErr w:type="gramEnd"/>
-      <w:r>
-        <w:rPr>
-          <w:rStyle w:val="HTMLCode"/>
-          <w:rFonts w:ascii="Times New Roman" w:hAnsi="Times New Roman" w:cs="Times New Roman"/>
-          <w:sz w:val="24"/>
-        </w:rPr>
-        <w:t>6, lambda = 4)</w:t>
+        <w:t>ppois(6, lambda = 4)</w:t>
       </w:r>
     </w:p>
     <w:p>
@@ -1756,51 +1676,13 @@
           <w:sz w:val="24"/>
         </w:rPr>
       </w:pPr>
-      <w:proofErr w:type="spellStart"/>
-      <w:proofErr w:type="gramStart"/>
       <w:r>
         <w:rPr>
           <w:rStyle w:val="HTMLCode"/>
           <w:rFonts w:ascii="Times New Roman" w:hAnsi="Times New Roman" w:cs="Times New Roman"/>
           <w:sz w:val="24"/>
         </w:rPr>
-        <w:t>pnorm</w:t>
-      </w:r>
-      <w:proofErr w:type="spellEnd"/>
-      <w:r>
-        <w:rPr>
-          <w:rStyle w:val="HTMLCode"/>
-          <w:rFonts w:ascii="Times New Roman" w:hAnsi="Times New Roman" w:cs="Times New Roman"/>
-          <w:sz w:val="24"/>
-        </w:rPr>
-        <w:t>(</w:t>
-      </w:r>
-      <w:proofErr w:type="gramEnd"/>
-      <w:r>
-        <w:rPr>
-          <w:rStyle w:val="HTMLCode"/>
-          <w:rFonts w:ascii="Times New Roman" w:hAnsi="Times New Roman" w:cs="Times New Roman"/>
-          <w:sz w:val="24"/>
-        </w:rPr>
-        <w:t xml:space="preserve">80, mean = 70, </w:t>
-      </w:r>
-      <w:proofErr w:type="spellStart"/>
-      <w:r>
-        <w:rPr>
-          <w:rStyle w:val="HTMLCode"/>
-          <w:rFonts w:ascii="Times New Roman" w:hAnsi="Times New Roman" w:cs="Times New Roman"/>
-          <w:sz w:val="24"/>
-        </w:rPr>
-        <w:t>sd</w:t>
-      </w:r>
-      <w:proofErr w:type="spellEnd"/>
-      <w:r>
-        <w:rPr>
-          <w:rStyle w:val="HTMLCode"/>
-          <w:rFonts w:ascii="Times New Roman" w:hAnsi="Times New Roman" w:cs="Times New Roman"/>
-          <w:sz w:val="24"/>
-        </w:rPr>
-        <w:t xml:space="preserve"> = 10)</w:t>
+        <w:t>pnorm(80, mean = 70, sd = 10)</w:t>
       </w:r>
     </w:p>
     <w:p>
@@ -1819,15 +1701,7 @@
         <w:spacing w:before="0" w:beforeAutospacing="0" w:after="0" w:afterAutospacing="0" w:line="360" w:lineRule="auto"/>
       </w:pPr>
       <w:r>
-        <w:t xml:space="preserve">6. Calculate </w:t>
-      </w:r>
-      <w:proofErr w:type="gramStart"/>
-      <w:r>
-        <w:t>P(</w:t>
-      </w:r>
-      <w:proofErr w:type="gramEnd"/>
-      <w:r>
-        <w:t>60 &lt; X &lt; 80).</w:t>
+        <w:t>6. Calculate P(60 &lt; X &lt; 80).</w:t>
       </w:r>
     </w:p>
     <w:p>
@@ -1849,115 +1723,31 @@
           <w:sz w:val="24"/>
         </w:rPr>
       </w:pPr>
-      <w:proofErr w:type="spellStart"/>
-      <w:proofErr w:type="gramStart"/>
       <w:r>
         <w:rPr>
           <w:rStyle w:val="HTMLCode"/>
           <w:rFonts w:ascii="Times New Roman" w:hAnsi="Times New Roman" w:cs="Times New Roman"/>
           <w:sz w:val="24"/>
         </w:rPr>
-        <w:t>pnorm</w:t>
+        <w:t>pnorm(80, mean = 70, sd = 10) -</w:t>
       </w:r>
-      <w:proofErr w:type="spellEnd"/>
+    </w:p>
+    <w:p>
+      <w:pPr>
+        <w:pStyle w:val="HTMLPreformatted"/>
+        <w:spacing w:line="360" w:lineRule="auto"/>
+        <w:rPr>
+          <w:rFonts w:ascii="Times New Roman" w:hAnsi="Times New Roman" w:cs="Times New Roman"/>
+          <w:sz w:val="24"/>
+        </w:rPr>
+      </w:pPr>
       <w:r>
         <w:rPr>
           <w:rStyle w:val="HTMLCode"/>
           <w:rFonts w:ascii="Times New Roman" w:hAnsi="Times New Roman" w:cs="Times New Roman"/>
           <w:sz w:val="24"/>
         </w:rPr>
-        <w:t>(</w:t>
-      </w:r>
-      <w:proofErr w:type="gramEnd"/>
-      <w:r>
-        <w:rPr>
-          <w:rStyle w:val="HTMLCode"/>
-          <w:rFonts w:ascii="Times New Roman" w:hAnsi="Times New Roman" w:cs="Times New Roman"/>
-          <w:sz w:val="24"/>
-        </w:rPr>
-        <w:t xml:space="preserve">80, mean = 70, </w:t>
-      </w:r>
-      <w:proofErr w:type="spellStart"/>
-      <w:r>
-        <w:rPr>
-          <w:rStyle w:val="HTMLCode"/>
-          <w:rFonts w:ascii="Times New Roman" w:hAnsi="Times New Roman" w:cs="Times New Roman"/>
-          <w:sz w:val="24"/>
-        </w:rPr>
-        <w:t>sd</w:t>
-      </w:r>
-      <w:proofErr w:type="spellEnd"/>
-      <w:r>
-        <w:rPr>
-          <w:rStyle w:val="HTMLCode"/>
-          <w:rFonts w:ascii="Times New Roman" w:hAnsi="Times New Roman" w:cs="Times New Roman"/>
-          <w:sz w:val="24"/>
-        </w:rPr>
-        <w:t xml:space="preserve"> = 10) -</w:t>
-      </w:r>
-    </w:p>
-    <w:p>
-      <w:pPr>
-        <w:pStyle w:val="HTMLPreformatted"/>
-        <w:spacing w:line="360" w:lineRule="auto"/>
-        <w:rPr>
-          <w:rFonts w:ascii="Times New Roman" w:hAnsi="Times New Roman" w:cs="Times New Roman"/>
-          <w:sz w:val="24"/>
-        </w:rPr>
-      </w:pPr>
-      <w:r>
-        <w:rPr>
-          <w:rStyle w:val="HTMLCode"/>
-          <w:rFonts w:ascii="Times New Roman" w:hAnsi="Times New Roman" w:cs="Times New Roman"/>
-          <w:sz w:val="24"/>
-        </w:rPr>
-        <w:t xml:space="preserve">  </w:t>
-      </w:r>
-      <w:proofErr w:type="spellStart"/>
-      <w:proofErr w:type="gramStart"/>
-      <w:r>
-        <w:rPr>
-          <w:rStyle w:val="HTMLCode"/>
-          <w:rFonts w:ascii="Times New Roman" w:hAnsi="Times New Roman" w:cs="Times New Roman"/>
-          <w:sz w:val="24"/>
-        </w:rPr>
-        <w:t>pnorm</w:t>
-      </w:r>
-      <w:proofErr w:type="spellEnd"/>
-      <w:r>
-        <w:rPr>
-          <w:rStyle w:val="HTMLCode"/>
-          <w:rFonts w:ascii="Times New Roman" w:hAnsi="Times New Roman" w:cs="Times New Roman"/>
-          <w:sz w:val="24"/>
-        </w:rPr>
-        <w:t>(</w:t>
-      </w:r>
-      <w:proofErr w:type="gramEnd"/>
-      <w:r>
-        <w:rPr>
-          <w:rStyle w:val="HTMLCode"/>
-          <w:rFonts w:ascii="Times New Roman" w:hAnsi="Times New Roman" w:cs="Times New Roman"/>
-          <w:sz w:val="24"/>
-        </w:rPr>
-        <w:t xml:space="preserve">60, mean = 70, </w:t>
-      </w:r>
-      <w:proofErr w:type="spellStart"/>
-      <w:r>
-        <w:rPr>
-          <w:rStyle w:val="HTMLCode"/>
-          <w:rFonts w:ascii="Times New Roman" w:hAnsi="Times New Roman" w:cs="Times New Roman"/>
-          <w:sz w:val="24"/>
-        </w:rPr>
-        <w:t>sd</w:t>
-      </w:r>
-      <w:proofErr w:type="spellEnd"/>
-      <w:r>
-        <w:rPr>
-          <w:rStyle w:val="HTMLCode"/>
-          <w:rFonts w:ascii="Times New Roman" w:hAnsi="Times New Roman" w:cs="Times New Roman"/>
-          <w:sz w:val="24"/>
-        </w:rPr>
-        <w:t xml:space="preserve"> = 10)</w:t>
+        <w:t xml:space="preserve">  pnorm(60, mean = 70, sd = 10)</w:t>
       </w:r>
     </w:p>
     <w:p>
@@ -1995,46 +1785,12 @@
           <w:rFonts w:ascii="Times New Roman" w:hAnsi="Times New Roman" w:cs="Times New Roman"/>
         </w:rPr>
       </w:pPr>
-      <w:proofErr w:type="spellStart"/>
-      <w:proofErr w:type="gramStart"/>
       <w:r>
         <w:rPr>
           <w:rStyle w:val="HTMLCode"/>
           <w:rFonts w:ascii="Times New Roman" w:hAnsi="Times New Roman" w:cs="Times New Roman"/>
         </w:rPr>
-        <w:t>qnorm</w:t>
-      </w:r>
-      <w:proofErr w:type="spellEnd"/>
-      <w:r>
-        <w:rPr>
-          <w:rStyle w:val="HTMLCode"/>
-          <w:rFonts w:ascii="Times New Roman" w:hAnsi="Times New Roman" w:cs="Times New Roman"/>
-        </w:rPr>
-        <w:t>(</w:t>
-      </w:r>
-      <w:proofErr w:type="gramEnd"/>
-      <w:r>
-        <w:rPr>
-          <w:rStyle w:val="HTMLCode"/>
-          <w:rFonts w:ascii="Times New Roman" w:hAnsi="Times New Roman" w:cs="Times New Roman"/>
-        </w:rPr>
-        <w:t xml:space="preserve">0.95, mean = 70, </w:t>
-      </w:r>
-      <w:proofErr w:type="spellStart"/>
-      <w:r>
-        <w:rPr>
-          <w:rStyle w:val="HTMLCode"/>
-          <w:rFonts w:ascii="Times New Roman" w:hAnsi="Times New Roman" w:cs="Times New Roman"/>
-        </w:rPr>
-        <w:t>sd</w:t>
-      </w:r>
-      <w:proofErr w:type="spellEnd"/>
-      <w:r>
-        <w:rPr>
-          <w:rStyle w:val="HTMLCode"/>
-          <w:rFonts w:ascii="Times New Roman" w:hAnsi="Times New Roman" w:cs="Times New Roman"/>
-        </w:rPr>
-        <w:t xml:space="preserve"> = 10)</w:t>
+        <w:t>qnorm(0.95, mean = 70, sd = 10)</w:t>
       </w:r>
     </w:p>
     <w:p>
@@ -2108,33 +1864,13 @@
         </w:rPr>
         <w:t xml:space="preserve">The experiment helped us understand discrete and continuous probability distributions using R programming. We learned to calculate probabilities using </w:t>
       </w:r>
-      <w:proofErr w:type="spellStart"/>
-      <w:proofErr w:type="gramStart"/>
       <w:r>
         <w:rPr>
           <w:rStyle w:val="HTMLCode"/>
           <w:rFonts w:ascii="Times New Roman" w:eastAsiaTheme="minorEastAsia" w:hAnsi="Times New Roman" w:cs="Times New Roman"/>
           <w:sz w:val="24"/>
         </w:rPr>
-        <w:t>dbinom</w:t>
-      </w:r>
-      <w:proofErr w:type="spellEnd"/>
-      <w:r>
-        <w:rPr>
-          <w:rStyle w:val="HTMLCode"/>
-          <w:rFonts w:ascii="Times New Roman" w:eastAsiaTheme="minorEastAsia" w:hAnsi="Times New Roman" w:cs="Times New Roman"/>
-          <w:sz w:val="24"/>
-        </w:rPr>
-        <w:t>(</w:t>
-      </w:r>
-      <w:proofErr w:type="gramEnd"/>
-      <w:r>
-        <w:rPr>
-          <w:rStyle w:val="HTMLCode"/>
-          <w:rFonts w:ascii="Times New Roman" w:eastAsiaTheme="minorEastAsia" w:hAnsi="Times New Roman" w:cs="Times New Roman"/>
-          <w:sz w:val="24"/>
-        </w:rPr>
-        <w:t>)</w:t>
+        <w:t>dbinom()</w:t>
       </w:r>
       <w:r>
         <w:rPr>
@@ -2143,33 +1879,13 @@
         </w:rPr>
         <w:t xml:space="preserve">, </w:t>
       </w:r>
-      <w:proofErr w:type="spellStart"/>
-      <w:proofErr w:type="gramStart"/>
       <w:r>
         <w:rPr>
           <w:rStyle w:val="HTMLCode"/>
           <w:rFonts w:ascii="Times New Roman" w:eastAsiaTheme="minorEastAsia" w:hAnsi="Times New Roman" w:cs="Times New Roman"/>
           <w:sz w:val="24"/>
         </w:rPr>
-        <w:t>pbinom</w:t>
-      </w:r>
-      <w:proofErr w:type="spellEnd"/>
-      <w:r>
-        <w:rPr>
-          <w:rStyle w:val="HTMLCode"/>
-          <w:rFonts w:ascii="Times New Roman" w:eastAsiaTheme="minorEastAsia" w:hAnsi="Times New Roman" w:cs="Times New Roman"/>
-          <w:sz w:val="24"/>
-        </w:rPr>
-        <w:t>(</w:t>
-      </w:r>
-      <w:proofErr w:type="gramEnd"/>
-      <w:r>
-        <w:rPr>
-          <w:rStyle w:val="HTMLCode"/>
-          <w:rFonts w:ascii="Times New Roman" w:eastAsiaTheme="minorEastAsia" w:hAnsi="Times New Roman" w:cs="Times New Roman"/>
-          <w:sz w:val="24"/>
-        </w:rPr>
-        <w:t>)</w:t>
+        <w:t>pbinom()</w:t>
       </w:r>
       <w:r>
         <w:rPr>
@@ -2178,33 +1894,13 @@
         </w:rPr>
         <w:t xml:space="preserve">, </w:t>
       </w:r>
-      <w:proofErr w:type="spellStart"/>
-      <w:proofErr w:type="gramStart"/>
       <w:r>
         <w:rPr>
           <w:rStyle w:val="HTMLCode"/>
           <w:rFonts w:ascii="Times New Roman" w:eastAsiaTheme="minorEastAsia" w:hAnsi="Times New Roman" w:cs="Times New Roman"/>
           <w:sz w:val="24"/>
         </w:rPr>
-        <w:t>dpois</w:t>
-      </w:r>
-      <w:proofErr w:type="spellEnd"/>
-      <w:r>
-        <w:rPr>
-          <w:rStyle w:val="HTMLCode"/>
-          <w:rFonts w:ascii="Times New Roman" w:eastAsiaTheme="minorEastAsia" w:hAnsi="Times New Roman" w:cs="Times New Roman"/>
-          <w:sz w:val="24"/>
-        </w:rPr>
-        <w:t>(</w:t>
-      </w:r>
-      <w:proofErr w:type="gramEnd"/>
-      <w:r>
-        <w:rPr>
-          <w:rStyle w:val="HTMLCode"/>
-          <w:rFonts w:ascii="Times New Roman" w:eastAsiaTheme="minorEastAsia" w:hAnsi="Times New Roman" w:cs="Times New Roman"/>
-          <w:sz w:val="24"/>
-        </w:rPr>
-        <w:t>)</w:t>
+        <w:t>dpois()</w:t>
       </w:r>
       <w:r>
         <w:rPr>
@@ -2213,33 +1909,13 @@
         </w:rPr>
         <w:t xml:space="preserve">, </w:t>
       </w:r>
-      <w:proofErr w:type="spellStart"/>
-      <w:proofErr w:type="gramStart"/>
       <w:r>
         <w:rPr>
           <w:rStyle w:val="HTMLCode"/>
           <w:rFonts w:ascii="Times New Roman" w:eastAsiaTheme="minorEastAsia" w:hAnsi="Times New Roman" w:cs="Times New Roman"/>
           <w:sz w:val="24"/>
         </w:rPr>
-        <w:t>ppois</w:t>
-      </w:r>
-      <w:proofErr w:type="spellEnd"/>
-      <w:r>
-        <w:rPr>
-          <w:rStyle w:val="HTMLCode"/>
-          <w:rFonts w:ascii="Times New Roman" w:eastAsiaTheme="minorEastAsia" w:hAnsi="Times New Roman" w:cs="Times New Roman"/>
-          <w:sz w:val="24"/>
-        </w:rPr>
-        <w:t>(</w:t>
-      </w:r>
-      <w:proofErr w:type="gramEnd"/>
-      <w:r>
-        <w:rPr>
-          <w:rStyle w:val="HTMLCode"/>
-          <w:rFonts w:ascii="Times New Roman" w:eastAsiaTheme="minorEastAsia" w:hAnsi="Times New Roman" w:cs="Times New Roman"/>
-          <w:sz w:val="24"/>
-        </w:rPr>
-        <w:t>)</w:t>
+        <w:t>ppois()</w:t>
       </w:r>
       <w:r>
         <w:rPr>
@@ -2248,33 +1924,13 @@
         </w:rPr>
         <w:t xml:space="preserve">, and </w:t>
       </w:r>
-      <w:proofErr w:type="spellStart"/>
-      <w:proofErr w:type="gramStart"/>
       <w:r>
         <w:rPr>
           <w:rStyle w:val="HTMLCode"/>
           <w:rFonts w:ascii="Times New Roman" w:eastAsiaTheme="minorEastAsia" w:hAnsi="Times New Roman" w:cs="Times New Roman"/>
           <w:sz w:val="24"/>
         </w:rPr>
-        <w:t>pnorm</w:t>
-      </w:r>
-      <w:proofErr w:type="spellEnd"/>
-      <w:r>
-        <w:rPr>
-          <w:rStyle w:val="HTMLCode"/>
-          <w:rFonts w:ascii="Times New Roman" w:eastAsiaTheme="minorEastAsia" w:hAnsi="Times New Roman" w:cs="Times New Roman"/>
-          <w:sz w:val="24"/>
-        </w:rPr>
-        <w:t>(</w:t>
-      </w:r>
-      <w:proofErr w:type="gramEnd"/>
-      <w:r>
-        <w:rPr>
-          <w:rStyle w:val="HTMLCode"/>
-          <w:rFonts w:ascii="Times New Roman" w:eastAsiaTheme="minorEastAsia" w:hAnsi="Times New Roman" w:cs="Times New Roman"/>
-          <w:sz w:val="24"/>
-        </w:rPr>
-        <w:t>)</w:t>
+        <w:t>pnorm()</w:t>
       </w:r>
       <w:r>
         <w:rPr>
@@ -2283,33 +1939,13 @@
         </w:rPr>
         <w:t xml:space="preserve">, and calculate percentiles using </w:t>
       </w:r>
-      <w:proofErr w:type="spellStart"/>
-      <w:proofErr w:type="gramStart"/>
       <w:r>
         <w:rPr>
           <w:rStyle w:val="HTMLCode"/>
           <w:rFonts w:ascii="Times New Roman" w:eastAsiaTheme="minorEastAsia" w:hAnsi="Times New Roman" w:cs="Times New Roman"/>
           <w:sz w:val="24"/>
         </w:rPr>
-        <w:t>qnorm</w:t>
-      </w:r>
-      <w:proofErr w:type="spellEnd"/>
-      <w:r>
-        <w:rPr>
-          <w:rStyle w:val="HTMLCode"/>
-          <w:rFonts w:ascii="Times New Roman" w:eastAsiaTheme="minorEastAsia" w:hAnsi="Times New Roman" w:cs="Times New Roman"/>
-          <w:sz w:val="24"/>
-        </w:rPr>
-        <w:t>(</w:t>
-      </w:r>
-      <w:proofErr w:type="gramEnd"/>
-      <w:r>
-        <w:rPr>
-          <w:rStyle w:val="HTMLCode"/>
-          <w:rFonts w:ascii="Times New Roman" w:eastAsiaTheme="minorEastAsia" w:hAnsi="Times New Roman" w:cs="Times New Roman"/>
-          <w:sz w:val="24"/>
-        </w:rPr>
-        <w:t>)</w:t>
+        <w:t>qnorm()</w:t>
       </w:r>
       <w:r>
         <w:rPr>
@@ -2639,69 +2275,7 @@
           <w:sz w:val="24"/>
           <w:lang w:val="en-IN"/>
         </w:rPr>
-        <w:t xml:space="preserve">Q7. What is the difference between </w:t>
-      </w:r>
-      <w:proofErr w:type="spellStart"/>
-      <w:proofErr w:type="gramStart"/>
-      <w:r>
-        <w:rPr>
-          <w:rFonts w:ascii="Times New Roman" w:hAnsi="Times New Roman" w:cs="Times New Roman"/>
-          <w:color w:val="000000" w:themeColor="text1"/>
-          <w:sz w:val="24"/>
-          <w:lang w:val="en-IN"/>
-        </w:rPr>
-        <w:t>dbinom</w:t>
-      </w:r>
-      <w:proofErr w:type="spellEnd"/>
-      <w:r>
-        <w:rPr>
-          <w:rFonts w:ascii="Times New Roman" w:hAnsi="Times New Roman" w:cs="Times New Roman"/>
-          <w:color w:val="000000" w:themeColor="text1"/>
-          <w:sz w:val="24"/>
-          <w:lang w:val="en-IN"/>
-        </w:rPr>
-        <w:t>(</w:t>
-      </w:r>
-      <w:proofErr w:type="gramEnd"/>
-      <w:r>
-        <w:rPr>
-          <w:rFonts w:ascii="Times New Roman" w:hAnsi="Times New Roman" w:cs="Times New Roman"/>
-          <w:color w:val="000000" w:themeColor="text1"/>
-          <w:sz w:val="24"/>
-          <w:lang w:val="en-IN"/>
-        </w:rPr>
-        <w:t xml:space="preserve">) and </w:t>
-      </w:r>
-      <w:proofErr w:type="spellStart"/>
-      <w:proofErr w:type="gramStart"/>
-      <w:r>
-        <w:rPr>
-          <w:rFonts w:ascii="Times New Roman" w:hAnsi="Times New Roman" w:cs="Times New Roman"/>
-          <w:color w:val="000000" w:themeColor="text1"/>
-          <w:sz w:val="24"/>
-          <w:lang w:val="en-IN"/>
-        </w:rPr>
-        <w:t>pbinom</w:t>
-      </w:r>
-      <w:proofErr w:type="spellEnd"/>
-      <w:r>
-        <w:rPr>
-          <w:rFonts w:ascii="Times New Roman" w:hAnsi="Times New Roman" w:cs="Times New Roman"/>
-          <w:color w:val="000000" w:themeColor="text1"/>
-          <w:sz w:val="24"/>
-          <w:lang w:val="en-IN"/>
-        </w:rPr>
-        <w:t>(</w:t>
-      </w:r>
-      <w:proofErr w:type="gramEnd"/>
-      <w:r>
-        <w:rPr>
-          <w:rFonts w:ascii="Times New Roman" w:hAnsi="Times New Roman" w:cs="Times New Roman"/>
-          <w:color w:val="000000" w:themeColor="text1"/>
-          <w:sz w:val="24"/>
-          <w:lang w:val="en-IN"/>
-        </w:rPr>
-        <w:t>)?</w:t>
+        <w:t>Q7. What is the difference between dbinom() and pbinom()?</w:t>
       </w:r>
     </w:p>
     <w:p>
@@ -2717,8 +2291,6 @@
           <w:lang w:val="en-IN"/>
         </w:rPr>
       </w:pPr>
-      <w:proofErr w:type="spellStart"/>
-      <w:proofErr w:type="gramStart"/>
       <w:r>
         <w:rPr>
           <w:rFonts w:ascii="Times New Roman" w:hAnsi="Times New Roman" w:cs="Times New Roman"/>
@@ -2726,27 +2298,7 @@
           <w:sz w:val="24"/>
           <w:lang w:val="en-IN"/>
         </w:rPr>
-        <w:t>dbinom</w:t>
-      </w:r>
-      <w:proofErr w:type="spellEnd"/>
-      <w:r>
-        <w:rPr>
-          <w:rFonts w:ascii="Times New Roman" w:hAnsi="Times New Roman" w:cs="Times New Roman"/>
-          <w:color w:val="000000" w:themeColor="text1"/>
-          <w:sz w:val="24"/>
-          <w:lang w:val="en-IN"/>
-        </w:rPr>
-        <w:t>(</w:t>
-      </w:r>
-      <w:proofErr w:type="gramEnd"/>
-      <w:r>
-        <w:rPr>
-          <w:rFonts w:ascii="Times New Roman" w:hAnsi="Times New Roman" w:cs="Times New Roman"/>
-          <w:color w:val="000000" w:themeColor="text1"/>
-          <w:sz w:val="24"/>
-          <w:lang w:val="en-IN"/>
-        </w:rPr>
-        <w:t>) calculates the probability of exactly a specified number of successes.</w:t>
+        <w:t>dbinom() calculates the probability of exactly a specified number of successes.</w:t>
       </w:r>
     </w:p>
     <w:p>
@@ -2762,8 +2314,6 @@
           <w:lang w:val="en-IN"/>
         </w:rPr>
       </w:pPr>
-      <w:proofErr w:type="spellStart"/>
-      <w:proofErr w:type="gramStart"/>
       <w:r>
         <w:rPr>
           <w:rFonts w:ascii="Times New Roman" w:hAnsi="Times New Roman" w:cs="Times New Roman"/>
@@ -2771,9 +2321,18 @@
           <w:sz w:val="24"/>
           <w:lang w:val="en-IN"/>
         </w:rPr>
-        <w:t>pbinom</w:t>
+        <w:t>pbinom() calculates the cumulative probability of obtaining at most a specified number of successes.</w:t>
       </w:r>
-      <w:proofErr w:type="spellEnd"/>
+    </w:p>
+    <w:p>
+      <w:pPr>
+        <w:rPr>
+          <w:rFonts w:ascii="Times New Roman" w:hAnsi="Times New Roman" w:cs="Times New Roman"/>
+          <w:color w:val="000000" w:themeColor="text1"/>
+          <w:sz w:val="24"/>
+          <w:lang w:val="en-IN"/>
+        </w:rPr>
+      </w:pPr>
       <w:r>
         <w:rPr>
           <w:rFonts w:ascii="Times New Roman" w:hAnsi="Times New Roman" w:cs="Times New Roman"/>
@@ -2781,9 +2340,18 @@
           <w:sz w:val="24"/>
           <w:lang w:val="en-IN"/>
         </w:rPr>
-        <w:t>(</w:t>
+        <w:t>Q8. What is the purpose of rbinom()?</w:t>
       </w:r>
-      <w:proofErr w:type="gramEnd"/>
+    </w:p>
+    <w:p>
+      <w:pPr>
+        <w:rPr>
+          <w:rFonts w:ascii="Times New Roman" w:hAnsi="Times New Roman" w:cs="Times New Roman"/>
+          <w:color w:val="000000" w:themeColor="text1"/>
+          <w:sz w:val="24"/>
+          <w:lang w:val="en-IN"/>
+        </w:rPr>
+      </w:pPr>
       <w:r>
         <w:rPr>
           <w:rFonts w:ascii="Times New Roman" w:hAnsi="Times New Roman" w:cs="Times New Roman"/>
@@ -2791,7 +2359,7 @@
           <w:sz w:val="24"/>
           <w:lang w:val="en-IN"/>
         </w:rPr>
-        <w:t>) calculates the cumulative probability of obtaining at most a specified number of successes.</w:t>
+        <w:t>The rbinom() function generates random observations from a Binomial distribution. It is useful for simulating repeated random experiments.</w:t>
       </w:r>
     </w:p>
     <w:p>
@@ -2810,169 +2378,7 @@
           <w:sz w:val="24"/>
           <w:lang w:val="en-IN"/>
         </w:rPr>
-        <w:t xml:space="preserve">Q8. What is the purpose of </w:t>
-      </w:r>
-      <w:proofErr w:type="spellStart"/>
-      <w:proofErr w:type="gramStart"/>
-      <w:r>
-        <w:rPr>
-          <w:rFonts w:ascii="Times New Roman" w:hAnsi="Times New Roman" w:cs="Times New Roman"/>
-          <w:color w:val="000000" w:themeColor="text1"/>
-          <w:sz w:val="24"/>
-          <w:lang w:val="en-IN"/>
-        </w:rPr>
-        <w:t>rbinom</w:t>
-      </w:r>
-      <w:proofErr w:type="spellEnd"/>
-      <w:r>
-        <w:rPr>
-          <w:rFonts w:ascii="Times New Roman" w:hAnsi="Times New Roman" w:cs="Times New Roman"/>
-          <w:color w:val="000000" w:themeColor="text1"/>
-          <w:sz w:val="24"/>
-          <w:lang w:val="en-IN"/>
-        </w:rPr>
-        <w:t>(</w:t>
-      </w:r>
-      <w:proofErr w:type="gramEnd"/>
-      <w:r>
-        <w:rPr>
-          <w:rFonts w:ascii="Times New Roman" w:hAnsi="Times New Roman" w:cs="Times New Roman"/>
-          <w:color w:val="000000" w:themeColor="text1"/>
-          <w:sz w:val="24"/>
-          <w:lang w:val="en-IN"/>
-        </w:rPr>
-        <w:t>)?</w:t>
-      </w:r>
-    </w:p>
-    <w:p>
-      <w:pPr>
-        <w:rPr>
-          <w:rFonts w:ascii="Times New Roman" w:hAnsi="Times New Roman" w:cs="Times New Roman"/>
-          <w:color w:val="000000" w:themeColor="text1"/>
-          <w:sz w:val="24"/>
-          <w:lang w:val="en-IN"/>
-        </w:rPr>
-      </w:pPr>
-      <w:r>
-        <w:rPr>
-          <w:rFonts w:ascii="Times New Roman" w:hAnsi="Times New Roman" w:cs="Times New Roman"/>
-          <w:color w:val="000000" w:themeColor="text1"/>
-          <w:sz w:val="24"/>
-          <w:lang w:val="en-IN"/>
-        </w:rPr>
-        <w:t xml:space="preserve">The </w:t>
-      </w:r>
-      <w:proofErr w:type="spellStart"/>
-      <w:proofErr w:type="gramStart"/>
-      <w:r>
-        <w:rPr>
-          <w:rFonts w:ascii="Times New Roman" w:hAnsi="Times New Roman" w:cs="Times New Roman"/>
-          <w:color w:val="000000" w:themeColor="text1"/>
-          <w:sz w:val="24"/>
-          <w:lang w:val="en-IN"/>
-        </w:rPr>
-        <w:t>rbinom</w:t>
-      </w:r>
-      <w:proofErr w:type="spellEnd"/>
-      <w:r>
-        <w:rPr>
-          <w:rFonts w:ascii="Times New Roman" w:hAnsi="Times New Roman" w:cs="Times New Roman"/>
-          <w:color w:val="000000" w:themeColor="text1"/>
-          <w:sz w:val="24"/>
-          <w:lang w:val="en-IN"/>
-        </w:rPr>
-        <w:t>(</w:t>
-      </w:r>
-      <w:proofErr w:type="gramEnd"/>
-      <w:r>
-        <w:rPr>
-          <w:rFonts w:ascii="Times New Roman" w:hAnsi="Times New Roman" w:cs="Times New Roman"/>
-          <w:color w:val="000000" w:themeColor="text1"/>
-          <w:sz w:val="24"/>
-          <w:lang w:val="en-IN"/>
-        </w:rPr>
-        <w:t>) function generates random observations from a Binomial distribution. It is useful for simulating repeated random experiments.</w:t>
-      </w:r>
-    </w:p>
-    <w:p>
-      <w:pPr>
-        <w:rPr>
-          <w:rFonts w:ascii="Times New Roman" w:hAnsi="Times New Roman" w:cs="Times New Roman"/>
-          <w:color w:val="000000" w:themeColor="text1"/>
-          <w:sz w:val="24"/>
-          <w:lang w:val="en-IN"/>
-        </w:rPr>
-      </w:pPr>
-      <w:r>
-        <w:rPr>
-          <w:rFonts w:ascii="Times New Roman" w:hAnsi="Times New Roman" w:cs="Times New Roman"/>
-          <w:color w:val="000000" w:themeColor="text1"/>
-          <w:sz w:val="24"/>
-          <w:lang w:val="en-IN"/>
-        </w:rPr>
-        <w:t xml:space="preserve">Q9. What is the difference between </w:t>
-      </w:r>
-      <w:proofErr w:type="spellStart"/>
-      <w:proofErr w:type="gramStart"/>
-      <w:r>
-        <w:rPr>
-          <w:rFonts w:ascii="Times New Roman" w:hAnsi="Times New Roman" w:cs="Times New Roman"/>
-          <w:color w:val="000000" w:themeColor="text1"/>
-          <w:sz w:val="24"/>
-          <w:lang w:val="en-IN"/>
-        </w:rPr>
-        <w:t>pnorm</w:t>
-      </w:r>
-      <w:proofErr w:type="spellEnd"/>
-      <w:r>
-        <w:rPr>
-          <w:rFonts w:ascii="Times New Roman" w:hAnsi="Times New Roman" w:cs="Times New Roman"/>
-          <w:color w:val="000000" w:themeColor="text1"/>
-          <w:sz w:val="24"/>
-          <w:lang w:val="en-IN"/>
-        </w:rPr>
-        <w:t>(</w:t>
-      </w:r>
-      <w:proofErr w:type="gramEnd"/>
-      <w:r>
-        <w:rPr>
-          <w:rFonts w:ascii="Times New Roman" w:hAnsi="Times New Roman" w:cs="Times New Roman"/>
-          <w:color w:val="000000" w:themeColor="text1"/>
-          <w:sz w:val="24"/>
-          <w:lang w:val="en-IN"/>
-        </w:rPr>
-        <w:t xml:space="preserve">) and </w:t>
-      </w:r>
-      <w:proofErr w:type="spellStart"/>
-      <w:proofErr w:type="gramStart"/>
-      <w:r>
-        <w:rPr>
-          <w:rFonts w:ascii="Times New Roman" w:hAnsi="Times New Roman" w:cs="Times New Roman"/>
-          <w:color w:val="000000" w:themeColor="text1"/>
-          <w:sz w:val="24"/>
-          <w:lang w:val="en-IN"/>
-        </w:rPr>
-        <w:t>dnorm</w:t>
-      </w:r>
-      <w:proofErr w:type="spellEnd"/>
-      <w:r>
-        <w:rPr>
-          <w:rFonts w:ascii="Times New Roman" w:hAnsi="Times New Roman" w:cs="Times New Roman"/>
-          <w:color w:val="000000" w:themeColor="text1"/>
-          <w:sz w:val="24"/>
-          <w:lang w:val="en-IN"/>
-        </w:rPr>
-        <w:t>(</w:t>
-      </w:r>
-      <w:proofErr w:type="gramEnd"/>
-      <w:r>
-        <w:rPr>
-          <w:rFonts w:ascii="Times New Roman" w:hAnsi="Times New Roman" w:cs="Times New Roman"/>
-          <w:color w:val="000000" w:themeColor="text1"/>
-          <w:sz w:val="24"/>
-          <w:lang w:val="en-IN"/>
-        </w:rPr>
-        <w:t>)?</w:t>
+        <w:t>Q9. What is the difference between pnorm() and dnorm()?</w:t>
       </w:r>
     </w:p>
     <w:p>
@@ -2988,8 +2394,6 @@
           <w:lang w:val="en-IN"/>
         </w:rPr>
       </w:pPr>
-      <w:proofErr w:type="spellStart"/>
-      <w:proofErr w:type="gramStart"/>
       <w:r>
         <w:rPr>
           <w:rFonts w:ascii="Times New Roman" w:hAnsi="Times New Roman" w:cs="Times New Roman"/>
@@ -2997,47 +2401,7 @@
           <w:sz w:val="24"/>
           <w:lang w:val="en-IN"/>
         </w:rPr>
-        <w:t>pnorm</w:t>
-      </w:r>
-      <w:proofErr w:type="spellEnd"/>
-      <w:r>
-        <w:rPr>
-          <w:rFonts w:ascii="Times New Roman" w:hAnsi="Times New Roman" w:cs="Times New Roman"/>
-          <w:color w:val="000000" w:themeColor="text1"/>
-          <w:sz w:val="24"/>
-          <w:lang w:val="en-IN"/>
-        </w:rPr>
-        <w:t>(</w:t>
-      </w:r>
-      <w:proofErr w:type="gramEnd"/>
-      <w:r>
-        <w:rPr>
-          <w:rFonts w:ascii="Times New Roman" w:hAnsi="Times New Roman" w:cs="Times New Roman"/>
-          <w:color w:val="000000" w:themeColor="text1"/>
-          <w:sz w:val="24"/>
-          <w:lang w:val="en-IN"/>
-        </w:rPr>
-        <w:t xml:space="preserve">) calculates the cumulative probability for a </w:t>
-      </w:r>
-      <w:proofErr w:type="gramStart"/>
-      <w:r>
-        <w:rPr>
-          <w:rFonts w:ascii="Times New Roman" w:hAnsi="Times New Roman" w:cs="Times New Roman"/>
-          <w:color w:val="000000" w:themeColor="text1"/>
-          <w:sz w:val="24"/>
-          <w:lang w:val="en-IN"/>
-        </w:rPr>
-        <w:t>Normal</w:t>
-      </w:r>
-      <w:proofErr w:type="gramEnd"/>
-      <w:r>
-        <w:rPr>
-          <w:rFonts w:ascii="Times New Roman" w:hAnsi="Times New Roman" w:cs="Times New Roman"/>
-          <w:color w:val="000000" w:themeColor="text1"/>
-          <w:sz w:val="24"/>
-          <w:lang w:val="en-IN"/>
-        </w:rPr>
-        <w:t xml:space="preserve"> distribution.</w:t>
+        <w:t>pnorm() calculates the cumulative probability for a Normal distribution.</w:t>
       </w:r>
     </w:p>
     <w:p>
@@ -3053,8 +2417,6 @@
           <w:lang w:val="en-IN"/>
         </w:rPr>
       </w:pPr>
-      <w:proofErr w:type="spellStart"/>
-      <w:proofErr w:type="gramStart"/>
       <w:r>
         <w:rPr>
           <w:rFonts w:ascii="Times New Roman" w:hAnsi="Times New Roman" w:cs="Times New Roman"/>
@@ -3062,27 +2424,7 @@
           <w:sz w:val="24"/>
           <w:lang w:val="en-IN"/>
         </w:rPr>
-        <w:t>dnorm</w:t>
-      </w:r>
-      <w:proofErr w:type="spellEnd"/>
-      <w:r>
-        <w:rPr>
-          <w:rFonts w:ascii="Times New Roman" w:hAnsi="Times New Roman" w:cs="Times New Roman"/>
-          <w:color w:val="000000" w:themeColor="text1"/>
-          <w:sz w:val="24"/>
-          <w:lang w:val="en-IN"/>
-        </w:rPr>
-        <w:t>(</w:t>
-      </w:r>
-      <w:proofErr w:type="gramEnd"/>
-      <w:r>
-        <w:rPr>
-          <w:rFonts w:ascii="Times New Roman" w:hAnsi="Times New Roman" w:cs="Times New Roman"/>
-          <w:color w:val="000000" w:themeColor="text1"/>
-          <w:sz w:val="24"/>
-          <w:lang w:val="en-IN"/>
-        </w:rPr>
-        <w:t>) calculates the probability density at a specified value.</w:t>
+        <w:t>dnorm() calculates the probability density at a specified value.</w:t>
       </w:r>
     </w:p>
     <w:p>
@@ -3139,10 +2481,18 @@
           <w:sz w:val="24"/>
           <w:lang w:val="en-IN"/>
         </w:rPr>
-        <w:t xml:space="preserve">Q11. What does </w:t>
+        <w:t>Q11. What does qnorm() calculate?</w:t>
       </w:r>
-      <w:proofErr w:type="spellStart"/>
-      <w:proofErr w:type="gramStart"/>
+    </w:p>
+    <w:p>
+      <w:pPr>
+        <w:rPr>
+          <w:rFonts w:ascii="Times New Roman" w:hAnsi="Times New Roman" w:cs="Times New Roman"/>
+          <w:color w:val="000000" w:themeColor="text1"/>
+          <w:sz w:val="24"/>
+          <w:lang w:val="en-IN"/>
+        </w:rPr>
+      </w:pPr>
       <w:r>
         <w:rPr>
           <w:rFonts w:ascii="Times New Roman" w:hAnsi="Times New Roman" w:cs="Times New Roman"/>
@@ -3150,9 +2500,18 @@
           <w:sz w:val="24"/>
           <w:lang w:val="en-IN"/>
         </w:rPr>
-        <w:t>qnorm</w:t>
+        <w:t>The qnorm() function calculates the quantile corresponding to a given cumulative probability in a Normal distribution. For example, it can calculate the 95th percentile.</w:t>
       </w:r>
-      <w:proofErr w:type="spellEnd"/>
+    </w:p>
+    <w:p>
+      <w:pPr>
+        <w:rPr>
+          <w:rFonts w:ascii="Times New Roman" w:hAnsi="Times New Roman" w:cs="Times New Roman"/>
+          <w:color w:val="000000" w:themeColor="text1"/>
+          <w:sz w:val="24"/>
+          <w:lang w:val="en-IN"/>
+        </w:rPr>
+      </w:pPr>
       <w:r>
         <w:rPr>
           <w:rFonts w:ascii="Times New Roman" w:hAnsi="Times New Roman" w:cs="Times New Roman"/>
@@ -3160,9 +2519,18 @@
           <w:sz w:val="24"/>
           <w:lang w:val="en-IN"/>
         </w:rPr>
-        <w:t>(</w:t>
+        <w:t>Q12. Why is set.seed() used?</w:t>
       </w:r>
-      <w:proofErr w:type="gramEnd"/>
+    </w:p>
+    <w:p>
+      <w:pPr>
+        <w:rPr>
+          <w:rFonts w:ascii="Times New Roman" w:hAnsi="Times New Roman" w:cs="Times New Roman"/>
+          <w:color w:val="000000" w:themeColor="text1"/>
+          <w:sz w:val="24"/>
+          <w:lang w:val="en-IN"/>
+        </w:rPr>
+      </w:pPr>
       <w:r>
         <w:rPr>
           <w:rFonts w:ascii="Times New Roman" w:hAnsi="Times New Roman" w:cs="Times New Roman"/>
@@ -3170,159 +2538,7 @@
           <w:sz w:val="24"/>
           <w:lang w:val="en-IN"/>
         </w:rPr>
-        <w:t>) calculate?</w:t>
-      </w:r>
-    </w:p>
-    <w:p>
-      <w:pPr>
-        <w:rPr>
-          <w:rFonts w:ascii="Times New Roman" w:hAnsi="Times New Roman" w:cs="Times New Roman"/>
-          <w:color w:val="000000" w:themeColor="text1"/>
-          <w:sz w:val="24"/>
-          <w:lang w:val="en-IN"/>
-        </w:rPr>
-      </w:pPr>
-      <w:r>
-        <w:rPr>
-          <w:rFonts w:ascii="Times New Roman" w:hAnsi="Times New Roman" w:cs="Times New Roman"/>
-          <w:color w:val="000000" w:themeColor="text1"/>
-          <w:sz w:val="24"/>
-          <w:lang w:val="en-IN"/>
-        </w:rPr>
-        <w:t xml:space="preserve">The </w:t>
-      </w:r>
-      <w:proofErr w:type="spellStart"/>
-      <w:proofErr w:type="gramStart"/>
-      <w:r>
-        <w:rPr>
-          <w:rFonts w:ascii="Times New Roman" w:hAnsi="Times New Roman" w:cs="Times New Roman"/>
-          <w:color w:val="000000" w:themeColor="text1"/>
-          <w:sz w:val="24"/>
-          <w:lang w:val="en-IN"/>
-        </w:rPr>
-        <w:t>qnorm</w:t>
-      </w:r>
-      <w:proofErr w:type="spellEnd"/>
-      <w:r>
-        <w:rPr>
-          <w:rFonts w:ascii="Times New Roman" w:hAnsi="Times New Roman" w:cs="Times New Roman"/>
-          <w:color w:val="000000" w:themeColor="text1"/>
-          <w:sz w:val="24"/>
-          <w:lang w:val="en-IN"/>
-        </w:rPr>
-        <w:t>(</w:t>
-      </w:r>
-      <w:proofErr w:type="gramEnd"/>
-      <w:r>
-        <w:rPr>
-          <w:rFonts w:ascii="Times New Roman" w:hAnsi="Times New Roman" w:cs="Times New Roman"/>
-          <w:color w:val="000000" w:themeColor="text1"/>
-          <w:sz w:val="24"/>
-          <w:lang w:val="en-IN"/>
-        </w:rPr>
-        <w:t xml:space="preserve">) function calculates the quantile corresponding to a given cumulative probability in a </w:t>
-      </w:r>
-      <w:proofErr w:type="gramStart"/>
-      <w:r>
-        <w:rPr>
-          <w:rFonts w:ascii="Times New Roman" w:hAnsi="Times New Roman" w:cs="Times New Roman"/>
-          <w:color w:val="000000" w:themeColor="text1"/>
-          <w:sz w:val="24"/>
-          <w:lang w:val="en-IN"/>
-        </w:rPr>
-        <w:t>Normal</w:t>
-      </w:r>
-      <w:proofErr w:type="gramEnd"/>
-      <w:r>
-        <w:rPr>
-          <w:rFonts w:ascii="Times New Roman" w:hAnsi="Times New Roman" w:cs="Times New Roman"/>
-          <w:color w:val="000000" w:themeColor="text1"/>
-          <w:sz w:val="24"/>
-          <w:lang w:val="en-IN"/>
-        </w:rPr>
-        <w:t xml:space="preserve"> distribution. For example, it can calculate the 95th percentile.</w:t>
-      </w:r>
-    </w:p>
-    <w:p>
-      <w:pPr>
-        <w:rPr>
-          <w:rFonts w:ascii="Times New Roman" w:hAnsi="Times New Roman" w:cs="Times New Roman"/>
-          <w:color w:val="000000" w:themeColor="text1"/>
-          <w:sz w:val="24"/>
-          <w:lang w:val="en-IN"/>
-        </w:rPr>
-      </w:pPr>
-      <w:r>
-        <w:rPr>
-          <w:rFonts w:ascii="Times New Roman" w:hAnsi="Times New Roman" w:cs="Times New Roman"/>
-          <w:color w:val="000000" w:themeColor="text1"/>
-          <w:sz w:val="24"/>
-          <w:lang w:val="en-IN"/>
-        </w:rPr>
-        <w:t xml:space="preserve">Q12. Why is </w:t>
-      </w:r>
-      <w:proofErr w:type="spellStart"/>
-      <w:proofErr w:type="gramStart"/>
-      <w:r>
-        <w:rPr>
-          <w:rFonts w:ascii="Times New Roman" w:hAnsi="Times New Roman" w:cs="Times New Roman"/>
-          <w:color w:val="000000" w:themeColor="text1"/>
-          <w:sz w:val="24"/>
-          <w:lang w:val="en-IN"/>
-        </w:rPr>
-        <w:t>set.seed</w:t>
-      </w:r>
-      <w:proofErr w:type="spellEnd"/>
-      <w:proofErr w:type="gramEnd"/>
-      <w:r>
-        <w:rPr>
-          <w:rFonts w:ascii="Times New Roman" w:hAnsi="Times New Roman" w:cs="Times New Roman"/>
-          <w:color w:val="000000" w:themeColor="text1"/>
-          <w:sz w:val="24"/>
-          <w:lang w:val="en-IN"/>
-        </w:rPr>
-        <w:t>() used?</w:t>
-      </w:r>
-    </w:p>
-    <w:p>
-      <w:pPr>
-        <w:rPr>
-          <w:rFonts w:ascii="Times New Roman" w:hAnsi="Times New Roman" w:cs="Times New Roman"/>
-          <w:color w:val="000000" w:themeColor="text1"/>
-          <w:sz w:val="24"/>
-          <w:lang w:val="en-IN"/>
-        </w:rPr>
-      </w:pPr>
-      <w:r>
-        <w:rPr>
-          <w:rFonts w:ascii="Times New Roman" w:hAnsi="Times New Roman" w:cs="Times New Roman"/>
-          <w:color w:val="000000" w:themeColor="text1"/>
-          <w:sz w:val="24"/>
-          <w:lang w:val="en-IN"/>
-        </w:rPr>
-        <w:t xml:space="preserve">The </w:t>
-      </w:r>
-      <w:proofErr w:type="spellStart"/>
-      <w:proofErr w:type="gramStart"/>
-      <w:r>
-        <w:rPr>
-          <w:rFonts w:ascii="Times New Roman" w:hAnsi="Times New Roman" w:cs="Times New Roman"/>
-          <w:color w:val="000000" w:themeColor="text1"/>
-          <w:sz w:val="24"/>
-          <w:lang w:val="en-IN"/>
-        </w:rPr>
-        <w:t>set.seed</w:t>
-      </w:r>
-      <w:proofErr w:type="spellEnd"/>
-      <w:proofErr w:type="gramEnd"/>
-      <w:r>
-        <w:rPr>
-          <w:rFonts w:ascii="Times New Roman" w:hAnsi="Times New Roman" w:cs="Times New Roman"/>
-          <w:color w:val="000000" w:themeColor="text1"/>
-          <w:sz w:val="24"/>
-          <w:lang w:val="en-IN"/>
-        </w:rPr>
-        <w:t>() function ensures that random results can be reproduced when the same code is executed again.</w:t>
+        <w:t>The set.seed() function ensures that random results can be reproduced when the same code is executed again.</w:t>
       </w:r>
     </w:p>
     <w:p>
@@ -3360,58 +2576,7 @@
           <w:sz w:val="24"/>
           <w:lang w:val="en-IN"/>
         </w:rPr>
-        <w:t xml:space="preserve">A probability distribution can be visualized using graphs such as bar plots and histograms. Functions like </w:t>
-      </w:r>
-      <w:proofErr w:type="spellStart"/>
-      <w:proofErr w:type="gramStart"/>
-      <w:r>
-        <w:rPr>
-          <w:rFonts w:ascii="Times New Roman" w:hAnsi="Times New Roman" w:cs="Times New Roman"/>
-          <w:color w:val="000000" w:themeColor="text1"/>
-          <w:sz w:val="24"/>
-          <w:lang w:val="en-IN"/>
-        </w:rPr>
-        <w:t>barplot</w:t>
-      </w:r>
-      <w:proofErr w:type="spellEnd"/>
-      <w:r>
-        <w:rPr>
-          <w:rFonts w:ascii="Times New Roman" w:hAnsi="Times New Roman" w:cs="Times New Roman"/>
-          <w:color w:val="000000" w:themeColor="text1"/>
-          <w:sz w:val="24"/>
-          <w:lang w:val="en-IN"/>
-        </w:rPr>
-        <w:t>(</w:t>
-      </w:r>
-      <w:proofErr w:type="gramEnd"/>
-      <w:r>
-        <w:rPr>
-          <w:rFonts w:ascii="Times New Roman" w:hAnsi="Times New Roman" w:cs="Times New Roman"/>
-          <w:color w:val="000000" w:themeColor="text1"/>
-          <w:sz w:val="24"/>
-          <w:lang w:val="en-IN"/>
-        </w:rPr>
-        <w:t xml:space="preserve">) and </w:t>
-      </w:r>
-      <w:proofErr w:type="gramStart"/>
-      <w:r>
-        <w:rPr>
-          <w:rFonts w:ascii="Times New Roman" w:hAnsi="Times New Roman" w:cs="Times New Roman"/>
-          <w:color w:val="000000" w:themeColor="text1"/>
-          <w:sz w:val="24"/>
-          <w:lang w:val="en-IN"/>
-        </w:rPr>
-        <w:t>hist(</w:t>
-      </w:r>
-      <w:proofErr w:type="gramEnd"/>
-      <w:r>
-        <w:rPr>
-          <w:rFonts w:ascii="Times New Roman" w:hAnsi="Times New Roman" w:cs="Times New Roman"/>
-          <w:color w:val="000000" w:themeColor="text1"/>
-          <w:sz w:val="24"/>
-          <w:lang w:val="en-IN"/>
-        </w:rPr>
-        <w:t>) are used to display the distribution.</w:t>
+        <w:t>A probability distribution can be visualized using graphs such as bar plots and histograms. Functions like barplot() and hist() are used to display the distribution.</w:t>
       </w:r>
     </w:p>
     <w:p>
@@ -3491,8 +2656,86 @@
         <w:t>The Normal distribution can be used to model examination marks when they approximately follow a bell-shaped distribution.</w:t>
       </w:r>
     </w:p>
+    <w:p>
+      <w:pPr>
+        <w:rPr>
+          <w:rFonts w:ascii="Times New Roman" w:hAnsi="Times New Roman" w:cs="Times New Roman"/>
+          <w:color w:val="000000" w:themeColor="text1"/>
+          <w:sz w:val="24"/>
+          <w:lang w:val="en-IN"/>
+        </w:rPr>
+      </w:pPr>
+    </w:p>
+    <w:p>
+      <w:pPr>
+        <w:rPr>
+          <w:rFonts w:ascii="Times New Roman" w:hAnsi="Times New Roman" w:cs="Times New Roman"/>
+          <w:color w:val="000000" w:themeColor="text1"/>
+          <w:sz w:val="24"/>
+          <w:lang w:val="en-IN"/>
+        </w:rPr>
+      </w:pPr>
+      <w:r>
+        <w:rPr>
+          <w:noProof/>
+        </w:rPr>
+        <w:drawing>
+          <wp:inline distT="0" distB="0" distL="0" distR="0" wp14:anchorId="197C1CCA" wp14:editId="77207FE3">
+            <wp:extent cx="4988466" cy="5671466"/>
+            <wp:effectExtent l="0" t="0" r="3175" b="5715"/>
+            <wp:docPr id="1152284134" name="Picture 1" descr="The image shows a handwritten page with mathematical content, including equations and concepts related to probability and binomial distribution, along with a list of attributes and specifications of the clipboard.&#10;&#10;AI-generated content may be incorrect."/>
+            <wp:cNvGraphicFramePr>
+              <a:graphicFrameLocks xmlns:a="http://schemas.openxmlformats.org/drawingml/2006/main" noChangeAspect="1"/>
+            </wp:cNvGraphicFramePr>
+            <a:graphic xmlns:a="http://schemas.openxmlformats.org/drawingml/2006/main">
+              <a:graphicData uri="http://schemas.openxmlformats.org/drawingml/2006/picture">
+                <pic:pic xmlns:pic="http://schemas.openxmlformats.org/drawingml/2006/picture">
+                  <pic:nvPicPr>
+                    <pic:cNvPr id="1152284134" name="Picture 1" descr="The image shows a handwritten page with mathematical content, including equations and concepts related to probability and binomial distribution, along with a list of attributes and specifications of the clipboard.&#10;&#10;AI-generated content may be incorrect."/>
+                    <pic:cNvPicPr>
+                      <a:picLocks noChangeAspect="1" noChangeArrowheads="1"/>
+                    </pic:cNvPicPr>
+                  </pic:nvPicPr>
+                  <pic:blipFill rotWithShape="1">
+                    <a:blip r:embed="rId13">
+                      <a:extLst>
+                        <a:ext uri="{28A0092B-C50C-407E-A947-70E740481C1C}">
+                          <a14:useLocalDpi xmlns:a14="http://schemas.microsoft.com/office/drawing/2010/main" val="0"/>
+                        </a:ext>
+                      </a:extLst>
+                    </a:blip>
+                    <a:srcRect t="12919" b="23137"/>
+                    <a:stretch>
+                      <a:fillRect/>
+                    </a:stretch>
+                  </pic:blipFill>
+                  <pic:spPr bwMode="auto">
+                    <a:xfrm>
+                      <a:off x="0" y="0"/>
+                      <a:ext cx="4988560" cy="5671573"/>
+                    </a:xfrm>
+                    <a:prstGeom prst="rect">
+                      <a:avLst/>
+                    </a:prstGeom>
+                    <a:noFill/>
+                    <a:ln>
+                      <a:noFill/>
+                    </a:ln>
+                    <a:extLst>
+                      <a:ext uri="{53640926-AAD7-44D8-BBD7-CCE9431645EC}">
+                        <a14:shadowObscured xmlns:a14="http://schemas.microsoft.com/office/drawing/2010/main"/>
+                      </a:ext>
+                    </a:extLst>
+                  </pic:spPr>
+                </pic:pic>
+              </a:graphicData>
+            </a:graphic>
+          </wp:inline>
+        </w:drawing>
+      </w:r>
+    </w:p>
     <w:sectPr>
-      <w:footerReference w:type="default" r:id="rId13"/>
+      <w:footerReference w:type="default" r:id="rId14"/>
       <w:pgSz w:w="12240" w:h="15840"/>
       <w:pgMar w:top="936" w:right="1080" w:bottom="936" w:left="1080" w:header="720" w:footer="720" w:gutter="0"/>
       <w:cols w:space="720"/>
